--- a/examples/datasets/doc/09-cats.docx
+++ b/examples/datasets/doc/09-cats.docx
@@ -809,7 +809,7 @@
               <a:graphicData uri="http://schemas.openxmlformats.org/drawingml/2006/picture">
                 <pic:pic>
                   <pic:nvPicPr>
-                    <pic:cNvPr descr="/home/gpca/tspredit/examples/datasets/doc/09-cats_files/a5537e05be2300765ddd94ebf7a042ac67cc53aa.png" id="13" name="Picture"/>
+                    <pic:cNvPr descr="C:\Git\cefet-rj-dal\tspredit\examples\datasets\doc\09-cats_files/30c7daed7c25bad495663acd9d5afd13956b2d5d.png" id="13" name="Picture"/>
                     <pic:cNvPicPr>
                       <a:picLocks noChangeArrowheads="1" noChangeAspect="1"/>
                     </pic:cNvPicPr>

--- a/examples/datasets/doc/09-cats.docx
+++ b/examples/datasets/doc/09-cats.docx
@@ -809,7 +809,7 @@
               <a:graphicData uri="http://schemas.openxmlformats.org/drawingml/2006/picture">
                 <pic:pic>
                   <pic:nvPicPr>
-                    <pic:cNvPr descr="C:\Git\cefet-rj-dal\tspredit\examples\datasets\doc\09-cats_files/30c7daed7c25bad495663acd9d5afd13956b2d5d.png" id="13" name="Picture"/>
+                    <pic:cNvPr descr="C:\Git\dal\tspredit\examples\datasets\doc\09-cats_files/30c7daed7c25bad495663acd9d5afd13956b2d5d.png" id="13" name="Picture"/>
                     <pic:cNvPicPr>
                       <a:picLocks noChangeArrowheads="1" noChangeAspect="1"/>
                     </pic:cNvPicPr>

--- a/examples/datasets/doc/09-cats.docx
+++ b/examples/datasets/doc/09-cats.docx
@@ -809,7 +809,7 @@
               <a:graphicData uri="http://schemas.openxmlformats.org/drawingml/2006/picture">
                 <pic:pic>
                   <pic:nvPicPr>
-                    <pic:cNvPr descr="C:\Git\dal\tspredit\examples\datasets\doc\09-cats_files/30c7daed7c25bad495663acd9d5afd13956b2d5d.png" id="13" name="Picture"/>
+                    <pic:cNvPr descr="/home/gpca/tspredit/examples/datasets/doc/09-cats_files/a5537e05be2300765ddd94ebf7a042ac67cc53aa.png" id="13" name="Picture"/>
                     <pic:cNvPicPr>
                       <a:picLocks noChangeArrowheads="1" noChangeAspect="1"/>
                     </pic:cNvPicPr>
